--- a/docs/submission_proposal.docx
+++ b/docs/submission_proposal.docx
@@ -603,7 +603,7 @@
     <w:lsdException w:unhideWhenUsed="0" w:uiPriority="0" w:semiHidden="0" w:name="HTML Sample"/>
     <w:lsdException w:unhideWhenUsed="0" w:uiPriority="0" w:semiHidden="0" w:name="HTML Typewriter"/>
     <w:lsdException w:unhideWhenUsed="0" w:uiPriority="0" w:semiHidden="0" w:name="HTML Variable"/>
-    <w:lsdException w:qFormat="1" w:unhideWhenUsed="0" w:uiPriority="0" w:name="Normal Table"/>
+    <w:lsdException w:unhideWhenUsed="0" w:uiPriority="0" w:name="Normal Table"/>
     <w:lsdException w:unhideWhenUsed="0" w:uiPriority="0" w:semiHidden="0" w:name="annotation subject"/>
     <w:lsdException w:unhideWhenUsed="0" w:uiPriority="0" w:semiHidden="0" w:name="Table Simple 1"/>
     <w:lsdException w:unhideWhenUsed="0" w:uiPriority="0" w:semiHidden="0" w:name="Table Simple 2"/>
@@ -767,7 +767,6 @@
   <w:style w:type="table" w:default="1" w:styleId="3">
     <w:name w:val="Normal Table"/>
     <w:semiHidden/>
-    <w:qFormat/>
     <w:uiPriority w:val="0"/>
     <w:tblPr>
       <w:tblCellMar>
